--- a/rapports/16_02_2026/Amina_DEME/coh_EQ1_sup_011301210023.docx
+++ b/rapports/16_02_2026/Amina_DEME/coh_EQ1_sup_011301210023.docx
@@ -25,7 +25,7 @@
         <w:br/>
         <w:t>Grappe: 011301210023</w:t>
         <w:br/>
-        <w:t>Date: 16/02/2026 a 12:40</w:t>
+        <w:t>Date: 16/02/2026 a 12:58</w:t>
       </w:r>
     </w:p>
     <w:p/>

--- a/rapports/16_02_2026/Amina_DEME/coh_EQ1_sup_011301210023.docx
+++ b/rapports/16_02_2026/Amina_DEME/coh_EQ1_sup_011301210023.docx
@@ -25,7 +25,7 @@
         <w:br/>
         <w:t>Grappe: 011301210023</w:t>
         <w:br/>
-        <w:t>Date: 16/02/2026 a 12:58</w:t>
+        <w:t>Date: 16/02/2026 a 13:05</w:t>
       </w:r>
     </w:p>
     <w:p/>
@@ -391,7 +391,7 @@
           </w:tcPr>
           <w:p>
             <w:r>
-              <w:t>Section12</w:t>
+              <w:t>Section1</w:t>
             </w:r>
           </w:p>
         </w:tc>
@@ -401,7 +401,7 @@
           </w:tcPr>
           <w:p>
             <w:r>
-              <w:t>Actifs du menage</w:t>
+              <w:t>Caracteristiques des membres</w:t>
             </w:r>
           </w:p>
         </w:tc>
@@ -411,7 +411,7 @@
           </w:tcPr>
           <w:p>
             <w:r>
-              <w:t>7</w:t>
+              <w:t>6</w:t>
             </w:r>
           </w:p>
         </w:tc>
@@ -423,7 +423,7 @@
           </w:tcPr>
           <w:p>
             <w:r>
-              <w:t>Section1</w:t>
+              <w:t>Section9c</w:t>
             </w:r>
           </w:p>
         </w:tc>
@@ -433,7 +433,7 @@
           </w:tcPr>
           <w:p>
             <w:r>
-              <w:t>Caracteristiques des membres</w:t>
+              <w:t>Depenses non-alimentaires - 30 jours</w:t>
             </w:r>
           </w:p>
         </w:tc>
@@ -487,7 +487,7 @@
           </w:tcPr>
           <w:p>
             <w:r>
-              <w:t>Section9c</w:t>
+              <w:t>Section11</w:t>
             </w:r>
           </w:p>
         </w:tc>
@@ -497,7 +497,7 @@
           </w:tcPr>
           <w:p>
             <w:r>
-              <w:t>Depenses non-alimentaires - 30 jours</w:t>
+              <w:t>Caracteristiques logement</w:t>
             </w:r>
           </w:p>
         </w:tc>
@@ -950,7 +950,7 @@
         <w:rPr>
           <w:sz w:val="20"/>
         </w:rPr>
-        <w:t>- Attention ! Le prix unitaire d'achat (1200 Fcfa) de Vinaigre de citron  en Bouteille 1l (taille unique) est relativement élevé par rapport aux autres prix observés dans cette zone. Prière de corriger ou de confirmer avec le QG. Attention ! Le prix unitaire d'achat (200 Fcfa) de Mayonnaise en Sachets (Petit) est relativement élevé par rapport aux autres prix observés dans cette zone. Prière de corriger ou de confirmer avec le QG. Attention ! Le prix unitaire d'achat (2200 Fcfa) de Beurre en Pot (Petit) est relativement élevé par rapport aux autres prix observés dans cette zone. Prière de corriger ou de confirmer avec le QG. Attention ! Le prix unitaire d'achat (2300 Fcfa) de Chocolat pâte à tartiner en Pot (Petit) est relativement élevé par rapport aux autres prix observés dans cette zone. Prière de corriger ou de confirmer avec le QG. Attention ! Le prix unitaire d'achat (2600 Fcfa) de Café en poudre soluble en Boite (Autre que la boite/pot de tomate) (Petit) est relativement élevé par rapport aux autres prix observés dans cette zone. Prière de corriger ou de confirmer avec le QG. Attention ! Le prix unitaire d'achat (600 Fcfa) de Lait concentré non-sucré en Boite (Autre que la boite/pot de tomate) (Petit) est relativement élevé par rapport aux autres prix observés dans cette zone. Prière de corriger ou de confirmer avec le QG. Avertissement!! Les quantités du Thé en feuille consommées en Sachets industriel semble incoherent car les ménages consomment géneralement en sachet ou en paquet, prière de corriger ou confirmer avec le QG. Avertissement!!! Le ménage a consommé 11 Paquet Petit de Thé en sachet, cette quantité semble anormale pour une consommation des 7 derniers jours.Prière de corriger ou de confirmer avec le QG. Avertissement!!  le prix unitaire (1200 Fcfa) de Thé en sachet en Carton de taille Moyen est très faible ou élevé. Prière de corriger ou de confirmer avec le QG. Le Thé en sachet n'est généralement pas vendu en Carton de taille Moyen mais plutôt en paquet prière de confirmer cette information auprès de l'enqueté et corriger si nécessaire. Difficile de consommer le Sel en Sachets industriel Moyen prière de verifier. Incohérence!! Dans ce ménage, chaque individus consomme par jour 12.46119 Kg  de cereale; Prière de revoir les quantités prises de ces produits. Incohérence!! Dans ce ménage, chaque individus consomme par jour 12.46119 Kg  de cereale; Prière de revoir les quantités prises de ces produits. Incohérence!! Dans ce ménage, chaque individus consomme par jour 12.46119 Kg  de cereale; Prière de revoir les quantités prises de ces produits.</w:t>
+        <w:t>- Attention ! Le prix unitaire d'achat (200 Fcfa) de Mayonnaise en Sachets (Petit) est relativement élevé par rapport aux autres prix observés dans cette zone. Prière de corriger ou de confirmer avec le QG. Attention ! Le prix unitaire d'achat (2000 Fcfa) de Chinchard (Tièkè Dièguè) en Tas (Petit) est relativement élevé par rapport aux autres prix observés dans cette zone. Prière de corriger ou de confirmer avec le QG. Attention ! Le prix unitaire d'achat (2200 Fcfa) de Beurre en Pot (Petit) est relativement élevé par rapport aux autres prix observés dans cette zone. Prière de corriger ou de confirmer avec le QG. Attention ! Le prix unitaire d'achat (2300 Fcfa) de Chocolat pâte à tartiner en Pot (Petit) est relativement élevé par rapport aux autres prix observés dans cette zone. Prière de corriger ou de confirmer avec le QG. Attention ! Le prix unitaire d'achat (2600 Fcfa) de Café en poudre soluble en Boite (Autre que la boite/pot de tomate) (Petit) est relativement élevé par rapport aux autres prix observés dans cette zone. Prière de corriger ou de confirmer avec le QG. Attention ! Le prix unitaire d'achat (350 Fcfa) de Concombre en Pièce (Moyen) est relativement élevé par rapport aux autres prix observés dans cette zone. Prière de corriger ou de confirmer avec le QG. Attention ! Le prix unitaire d'achat (600 Fcfa) de Lait concentré non-sucré en Boite (Autre que la boite/pot de tomate) (Petit) est relativement élevé par rapport aux autres prix observés dans cette zone. Prière de corriger ou de confirmer avec le QG. Attention ! Soupçons de quantité anormale! Le ménage de ABDOU DIEDIHOU avec une taille de 6 personnes a consommé 2 Sachets industriel en Moyen de Spaghettis qui est relativement élevé comme consommation par rapport à la condition de vie des autres ménages de même taille dans cette zone. Prière de corriger ou de confirmer avec le QG. Avertissement!! Les quantités du Thé en feuille consommées en Sachets industriel semble incoherent car les ménages consomment géneralement en sachet ou en paquet, prière de corriger ou confirmer avec le QG. Avertissement!!! Le ménage a consommé 11 Paquet Petit de Thé en sachet, cette quantité semble anormale pour une consommation des 7 derniers jours.Prière de corriger ou de confirmer avec le QG. Avertissement!!  le prix unitaire (1200 Fcfa) de Thé en sachet en Carton de taille Moyen est très faible ou élevé. Prière de corriger ou de confirmer avec le QG. Le Thé en sachet n'est généralement pas vendu en Carton de taille Moyen mais plutôt en paquet prière de confirmer cette information auprès de l'enqueté et corriger si nécessaire. Difficile de consommer le Sel en Sachets industriel Moyen prière de verifier. Incohérence!! Dans ce ménage, chaque individus consomme par jour 25.34214 Kg  de cereale; Prière de revoir les quantités prises de ces produits. Incohérence!! Dans ce ménage, chaque individus consomme par jour 25.34214 Kg  de cereale; Prière de revoir les quantités prises de ces produits. Incohérence!! Dans ce ménage, chaque individus consomme par jour 25.34214 Kg  de cereale; Prière de revoir les quantités prises de ces produits.</w:t>
       </w:r>
     </w:p>
     <w:p>
@@ -2512,8 +2512,6 @@
         <w:rPr>
           <w:sz w:val="20"/>
         </w:rPr>
-        <w:t xml:space="preserve">- Attention ! Bonbonne de gaz a été revendu à 3000 Fcfa qui est relativement faible par rapport aux autres prix de revente observés dans cette zone. Prière de corriger ou de confirmer avec le QG. </w:t>
-        <w:br/>
         <w:t>- Le prix d'achat de l'article  Téléphone portable ne doit pas être égal 0 même si le ménage l'a reçu en cadeau prière de leurs aider à faire une estimations. Avertissement!!! Le prix d'achat (0) de l'article  Téléphone portable est inférieur aux prix de revente (50000)  avec l'âge du bien atteignant 2 ans. Prière de vérifier ou confirmer avec l'enquêté et mettre les bonnes valeurs après verification, s'il le faut. Le prix d'achat de l'article  Téléphone portable est nul (achété à 0fcfa) mais le prix de revente est different de 0 impossible, prière de verifier et corriger.</w:t>
       </w:r>
     </w:p>
@@ -3034,7 +3032,7 @@
         <w:rPr>
           <w:sz w:val="20"/>
         </w:rPr>
-        <w:t>- Attention ! Le prix unitaire d'achat (150 Fcfa) de Aubergine   en Pièce (Moyen) est relativement élevé par rapport aux autres prix observés dans cette zone. Prière de corriger ou de confirmer avec le QG. Attention ! Le prix unitaire d'achat (3000 Fcfa) de Pâte d'arachide en Kg (taille unique) est relativement élevé par rapport aux autres prix observés dans cette zone. Prière de corriger ou de confirmer avec le QG. Attention ! Soupçons de quantité anormale! Le ménage de NAYA GASSAMA avec une taille de 5 personnes a consommé 2 Kg en taille unique de Banane douce qui est relativement élevé comme consommation par rapport à la condition de vie des autres ménages de même taille dans cette zone. Prière de corriger ou de confirmer avec le QG. Attention ! Soupçons de quantité anormale! Le ménage de NAYA GASSAMA avec une taille de 5 personnes a consommé 4.5 Kg en taille unique de Viande de bœuf: filet, faux-filet qui est relativement élevé comme consommation par rapport à la condition de vie des autres ménages de même taille dans cette zone. Prière de corriger ou de confirmer avec le QG. Attention ! Soupçons de quantité anormale! Le ménage de NAYA GASSAMA avec une taille de 5 personnes a consommé 5 Kg en taille unique de Sucre en poudre  qui est relativement élevé comme consommation par rapport à la condition de vie des autres ménages de même taille dans cette zone. Prière de corriger ou de confirmer avec le QG. Attention ! Soupçons de quantité anormale! Le ménage de NAYA GASSAMA avec une taille de 5 personnes a consommé 7.5 Kg en taille unique de Oignon frais qui est relativement élevé comme consommation par rapport à la condition de vie des autres ménages de même taille dans cette zone. Prière de corriger ou de confirmer avec le QG. Avertissement!! La quantité (7 litre) du produit Huile de soja  consommée  par le ménage semble très élevé, prière de corriger ou confirmer avec le QG. Attention ! Soupçons de quantité anormale! Le ménage de NAYA GASSAMA avec une taille de 5 personnes a consommé 7 Litre en taille unique de Huile de soja  qui est relativement élevé comme consommation par rapport à la condition de vie des autres ménages de même taille dans cette zone. Prière de corriger ou de confirmer avec le QG. Avertissement!!! Le ménage a consommé 28 Paquet Petit de Thé en sachet, cette quantité semble anormale pour une consommation des 7 derniers jours.Prière de corriger ou de confirmer avec le QG. Avertissement!! le prix unitaire (150 Fcfa) de Thé en sachet (unité: Paquet) de taille Petit est très faible ou élevé. Prière de corriger ou de confirmer avec le QG. Attention ! Soupçons de quantité anormale! Le ménage de NAYA GASSAMA avec une taille de 5 personnes a consommé 28 Paquet en Petit de Thé en sachet qui est relativement élevé comme consommation par rapport à la condition de vie des autres ménages de même taille dans cette zone. Prière de corriger ou de confirmer avec le QG. Avertissement!!! Le ménage a consommé 9 Pièce Moyen de Capitaine frais, cette quantité semble anormale pour une consommation des 7 derniers jours.Prière de corriger ou de confirmer avec le QG. Avertissement!!!Le ménage a consommé 50 Sachets industriel de Petit de Café en poudre soluble  ce qui semble incoherent pour une consommation aucours des 7 derniers jours, prière de verifier et corriger. Attention ! Soupçons de quantité anormale! Le ménage de NAYA GASSAMA avec une taille de 5 personnes a consommé 50 Sachets industriel en Petit de Café en poudre soluble qui est relativement élevé comme consommation par rapport à la condition de vie des autres ménages de même taille dans cette zone. Prière de corriger ou de confirmer avec le QG. Avertissement!!!Le ménage a consommé 62 miche de Moyen de Pain moderne (Baguette)  ce qui semble incoherent pour une consommation aucours des 7 derniers jours, prière de verifier et corriger. Attention ! Soupçons de quantité anormale! Le ménage de NAYA GASSAMA avec une taille de 5 personnes a consommé 62 miche en Moyen de Pain moderne (Baguette) qui est relativement élevé comme consommation par rapport à la condition de vie des autres ménages de même taille dans cette zone. Prière de corriger ou de confirmer avec le QG. Difficile de consommer le Sel en Sachets industriel Moyen prière de verifier. Incohérence!! Dans ce ménage, chaque individus consomme par jour 48.53486 Kg  de cereale; Prière de revoir les quantités prises de ces produits. Attention ! Soupçons de quantité anormale! Le ménage de NAYA GASSAMA avec une taille de 5 personnes a consommé 20 Kg en taille unique de Riz local Gambiaka qui est relativement élevé comme consommation par rapport à la condition de vie des autres ménages de même taille dans cette zone. Prière de corriger ou de confirmer avec le QG.</w:t>
+        <w:t>- Attention ! Le prix unitaire d'achat (125 Fcfa) de Carotte en Pièce (Moyen) est relativement élevé par rapport aux autres prix observés dans cette zone. Prière de corriger ou de confirmer avec le QG. Attention ! Le prix unitaire d'achat (150 Fcfa) de Aubergine   en Pièce (Moyen) est relativement élevé par rapport aux autres prix observés dans cette zone. Prière de corriger ou de confirmer avec le QG. Attention ! Le prix unitaire d'achat (3000 Fcfa) de Pâte d'arachide en Kg (taille unique) est relativement élevé par rapport aux autres prix observés dans cette zone. Prière de corriger ou de confirmer avec le QG. Attention ! Le prix unitaire d'achat (500 Fcfa) de Citron en Tas (Moyen) est relativement élevé par rapport aux autres prix observés dans cette zone. Prière de corriger ou de confirmer avec le QG. Attention ! Le prix unitaire d'achat (75 Fcfa) de Ail en Gousse (Moyen) est relativement faible par rapport aux autres prix observés dans cette zone. Prière de corriger ou de confirmer avec le QG. Attention ! Le prix unitaire d'achat (800 Fcfa) de Autres légumes en feuilles en Tas (Petit) est relativement élevé par rapport aux autres prix observés dans cette zone. Prière de corriger ou de confirmer avec le QG. Attention ! Soupçons de quantité anormale! Le ménage de NAYA GASSAMA avec une taille de 5 personnes a consommé 2 Kg en taille unique de Banane douce qui est relativement élevé comme consommation par rapport à la condition de vie des autres ménages de même taille dans cette zone. Prière de corriger ou de confirmer avec le QG. Attention ! Soupçons de quantité anormale! Le ménage de NAYA GASSAMA avec une taille de 5 personnes a consommé 2 Kg en taille unique de Pommes qui est relativement élevé comme consommation par rapport à la condition de vie des autres ménages de même taille dans cette zone. Prière de corriger ou de confirmer avec le QG. Attention ! Soupçons de quantité anormale! Le ménage de NAYA GASSAMA avec une taille de 5 personnes a consommé 4 Pièce en Moyen de Viande de poulet entier qui est relativement élevé comme consommation par rapport à la condition de vie des autres ménages de même taille dans cette zone. Prière de corriger ou de confirmer avec le QG. Attention ! Soupçons de quantité anormale! Le ménage de NAYA GASSAMA avec une taille de 5 personnes a consommé 4.5 Kg en taille unique de Viande de bœuf: filet, faux-filet qui est relativement élevé comme consommation par rapport à la condition de vie des autres ménages de même taille dans cette zone. Prière de corriger ou de confirmer avec le QG. Attention ! Soupçons de quantité anormale! Le ménage de NAYA GASSAMA avec une taille de 5 personnes a consommé 5 Kg en taille unique de Sucre en poudre  qui est relativement élevé comme consommation par rapport à la condition de vie des autres ménages de même taille dans cette zone. Prière de corriger ou de confirmer avec le QG. Attention ! Soupçons de quantité anormale! Le ménage de NAYA GASSAMA avec une taille de 5 personnes a consommé 7.5 Kg en taille unique de Oignon frais qui est relativement élevé comme consommation par rapport à la condition de vie des autres ménages de même taille dans cette zone. Prière de corriger ou de confirmer avec le QG. Avertissement!! La quantité (7 litre) du produit Huile de soja  consommée  par le ménage semble très élevé, prière de corriger ou confirmer avec le QG. Attention ! Soupçons de quantité anormale! Le ménage de NAYA GASSAMA avec une taille de 5 personnes a consommé 7 Litre en taille unique de Huile de soja  qui est relativement élevé comme consommation par rapport à la condition de vie des autres ménages de même taille dans cette zone. Prière de corriger ou de confirmer avec le QG. Avertissement!!! Le ménage a consommé 28 Paquet Petit de Thé en sachet, cette quantité semble anormale pour une consommation des 7 derniers jours.Prière de corriger ou de confirmer avec le QG. Avertissement!! le prix unitaire (150 Fcfa) de Thé en sachet (unité: Paquet) de taille Petit est très faible ou élevé. Prière de corriger ou de confirmer avec le QG. Attention ! Soupçons de quantité anormale! Le ménage de NAYA GASSAMA avec une taille de 5 personnes a consommé 28 Paquet en Petit de Thé en sachet qui est relativement élevé comme consommation par rapport à la condition de vie des autres ménages de même taille dans cette zone. Prière de corriger ou de confirmer avec le QG. Avertissement!!! Le ménage a consommé 9 Pièce Moyen de Capitaine frais, cette quantité semble anormale pour une consommation des 7 derniers jours.Prière de corriger ou de confirmer avec le QG. Avertissement!!!Le ménage a consommé 50 Sachets industriel de Petit de Café en poudre soluble  ce qui semble incoherent pour une consommation aucours des 7 derniers jours, prière de verifier et corriger. Attention ! Soupçons de quantité anormale! Le ménage de NAYA GASSAMA avec une taille de 5 personnes a consommé 50 Sachets industriel en Petit de Café en poudre soluble qui est relativement élevé comme consommation par rapport à la condition de vie des autres ménages de même taille dans cette zone. Prière de corriger ou de confirmer avec le QG. Avertissement!!!Le ménage a consommé 62 miche de Moyen de Pain moderne (Baguette)  ce qui semble incoherent pour une consommation aucours des 7 derniers jours, prière de verifier et corriger. Attention ! Soupçons de quantité anormale! Le ménage de NAYA GASSAMA avec une taille de 5 personnes a consommé 62 miche en Moyen de Pain moderne (Baguette) qui est relativement élevé comme consommation par rapport à la condition de vie des autres ménages de même taille dans cette zone. Prière de corriger ou de confirmer avec le QG. Difficile de consommer le Sel en Sachets industriel Moyen prière de verifier. Incohérence!! Dans ce ménage, chaque individus consomme par jour 78.716 Kg  de cereale; Prière de revoir les quantités prises de ces produits. Attention ! Soupçons de quantité anormale! Le ménage de NAYA GASSAMA avec une taille de 5 personnes a consommé 20 Kg en taille unique de Riz local Gambiaka qui est relativement élevé comme consommation par rapport à la condition de vie des autres ménages de même taille dans cette zone. Prière de corriger ou de confirmer avec le QG.</w:t>
       </w:r>
     </w:p>
     <w:p>
@@ -3580,7 +3578,7 @@
         <w:rPr>
           <w:sz w:val="20"/>
         </w:rPr>
-        <w:t>- La dernière fois que vous avez acheté Lait pour bébé est pharmacie et semble exister dans les modalités, prière de prendre attache avec le QG pour plus d'explication afin de la classer bien. Attention ! Le prix unitaire d'achat (35.71429 Fcfa) de Cube alimentaire (Maggi, Jumbo, ) en Pièce (Moyen) est relativement élevé par rapport aux autres prix observés dans cette zone. Prière de corriger ou de confirmer avec le QG. Attention ! Le prix unitaire d'achat (700 Fcfa) de Autres condiments (persil, céléri, etc.) en Tas (Petit) est relativement élevé par rapport aux autres prix observés dans cette zone. Prière de corriger ou de confirmer avec le QG. Attention ! Soupçons de quantité anormale! Le ménage de oumou khairy dit noumbè diop avec une taille de 3 personnes a consommé 1 Kg en taille unique de Lait en poudre qui est relativement élevé comme consommation par rapport à la condition de vie des autres ménages de même taille dans cette zone. Prière de corriger ou de confirmer avec le QG. Attention ! Soupçons de quantité anormale! Le ménage de oumou khairy dit noumbè diop avec une taille de 3 personnes a consommé 1.5 Kg en taille unique de Arachides pilées qui est relativement élevé comme consommation par rapport à la condition de vie des autres ménages de même taille dans cette zone. Prière de corriger ou de confirmer avec le QG. Avertissement!!! Le ménage a consommé 7 Paquet Petit de Thé en sachet, cette quantité semble anormale pour une consommation des 7 derniers jours.Prière de corriger ou de confirmer avec le QG. Avertissement!! le prix unitaire (150 Fcfa) de Thé en sachet (unité: Paquet) de taille Petit est très faible ou élevé. Prière de corriger ou de confirmer avec le QG. Difficile de consommer le Sel en Sachets industriel Moyen prière de verifier. Incohérence!! Dans ce ménage, chaque individus consomme par jour 25.17857 Kg  de cereale; Prière de revoir les quantités prises de ces produits.</w:t>
+        <w:t>- La dernière fois que vous avez acheté Lait pour bébé est pharmacie et semble exister dans les modalités, prière de prendre attache avec le QG pour plus d'explication afin de la classer bien. Attention ! Le prix unitaire d'achat (700 Fcfa) de Autres condiments (persil, céléri, etc.) en Tas (Petit) est relativement élevé par rapport aux autres prix observés dans cette zone. Prière de corriger ou de confirmer avec le QG. Attention ! Soupçons de quantité anormale! Le ménage de oumou khairy dit noumbè diop avec une taille de 3 personnes a consommé 1 Kg en taille unique de Lait en poudre qui est relativement élevé comme consommation par rapport à la condition de vie des autres ménages de même taille dans cette zone. Prière de corriger ou de confirmer avec le QG. Attention ! Soupçons de quantité anormale! Le ménage de oumou khairy dit noumbè diop avec une taille de 3 personnes a consommé 5 Pièce en Moyen de Pastèque qui est relativement élevé comme consommation par rapport à la condition de vie des autres ménages de même taille dans cette zone. Prière de corriger ou de confirmer avec le QG. Avertissement!!! Le ménage a consommé 7 Paquet Petit de Thé en sachet, cette quantité semble anormale pour une consommation des 7 derniers jours.Prière de corriger ou de confirmer avec le QG. Avertissement!! le prix unitaire (150 Fcfa) de Thé en sachet (unité: Paquet) de taille Petit est très faible ou élevé. Prière de corriger ou de confirmer avec le QG. Difficile de consommer le Sel en Sachets industriel Moyen prière de verifier. Incohérence!! Dans ce ménage, chaque individus consomme par jour 42.92238 Kg  de cereale; Prière de revoir les quantités prises de ces produits.</w:t>
       </w:r>
     </w:p>
     <w:p>
@@ -4136,7 +4134,7 @@
         <w:rPr>
           <w:sz w:val="20"/>
         </w:rPr>
-        <w:t>- Attention ! Le prix unitaire d'achat (200 Fcfa) de Spaghettis en Sachets industriel (Petit) est relativement faible par rapport aux autres prix observés dans cette zone. Prière de corriger ou de confirmer avec le QG. Attention ! Le prix unitaire d'achat (300 Fcfa) de Lait concentré non-sucré en Boite (Autre que la boite/pot de tomate) (Petit) est relativement faible par rapport aux autres prix observés dans cette zone. Prière de corriger ou de confirmer avec le QG. Attention ! Le prix unitaire d'achat (50 Fcfa) de Piment frais en Sachets (Petit) est relativement faible par rapport aux autres prix observés dans cette zone. Prière de corriger ou de confirmer avec le QG. Attention ! Soupçons de quantité anormale! Le ménage de ELISABETH MENDY avec une taille de 5 personnes a consommé 1.5 Kg en taille unique de Pâte d'arachide qui est relativement élevé comme consommation par rapport à la condition de vie des autres ménages de même taille dans cette zone. Prière de corriger ou de confirmer avec le QG. Attention ! Soupçons de quantité anormale! Le ménage de ELISABETH MENDY avec une taille de 5 personnes a consommé 14 Sachets en Petit de Tomate fraîche qui est relativement élevé comme consommation par rapport à la condition de vie des autres ménages de même taille dans cette zone. Prière de corriger ou de confirmer avec le QG. Attention ! Soupçons de quantité anormale! Le ménage de ELISABETH MENDY avec une taille de 5 personnes a consommé 5 Sachets en Petit de Soumbala (moutarde africaine) qui est relativement élevé comme consommation par rapport à la condition de vie des autres ménages de même taille dans cette zone. Prière de corriger ou de confirmer avec le QG. Avertissement!!! Le ménage a consommé 4 Paquet Petit de Thé en sachet, cette quantité semble anormale pour une consommation des 7 derniers jours.Prière de corriger ou de confirmer avec le QG. Avertissement!! le prix unitaire (150 Fcfa) de Thé en sachet (unité: Paquet) de taille Petit est très faible ou élevé. Prière de corriger ou de confirmer avec le QG. Avertissement!!! Le ménage a consommé 9 Morceau (Portion) Petit de Silure séché, cette quantité semble anormale pour une consommation des 7 derniers jours.Prière de corriger ou de confirmer avec le QG. Difficile de consommer le Sel en Sachets industriel Petit prière de verifier. Incohérence!! Dans ce ménage, chaque individus consomme par jour 52.94628 Kg  de cereale; Prière de revoir les quantités prises de ces produits. Attention ! Le prix unitaire d'achat (700 Fcfa) de Mil en Kg (taille unique) est relativement élevé par rapport aux autres prix observés dans cette zone. Prière de corriger ou de confirmer avec le QG. Attention ! Soupçons de quantité anormale! Le ménage de ELISABETH MENDY avec une taille de 5 personnes a consommé 4 Kg en taille unique de Mil qui est relativement élevé comme consommation par rapport à la condition de vie des autres ménages de même taille dans cette zone. Prière de corriger ou de confirmer avec le QG. Incohérence!! Dans ce ménage, chaque individus consomme par jour 52.94628 Kg  de cereale; Prière de revoir les quantités prises de ces produits. Attention ! Soupçons de quantité anormale! Le ménage de ELISABETH MENDY avec une taille de 5 personnes a consommé 18 Kg en taille unique de Riz importé parfumé qui est relativement élevé comme consommation par rapport à la condition de vie des autres ménages de même taille dans cette zone. Prière de corriger ou de confirmer avec le QG.</w:t>
+        <w:t>- Attention ! Le prix unitaire d'achat (200 Fcfa) de Spaghettis en Sachets industriel (Petit) est relativement faible par rapport aux autres prix observés dans cette zone. Prière de corriger ou de confirmer avec le QG. Attention ! Le prix unitaire d'achat (2000 Fcfa) de Chinchard (Tièkè Dièguè) en Tas (Petit) est relativement élevé par rapport aux autres prix observés dans cette zone. Prière de corriger ou de confirmer avec le QG. Attention ! Le prix unitaire d'achat (300 Fcfa) de Lait concentré non-sucré en Boite (Autre que la boite/pot de tomate) (Petit) est relativement faible par rapport aux autres prix observés dans cette zone. Prière de corriger ou de confirmer avec le QG. Attention ! Le prix unitaire d'achat (50 Fcfa) de Piment frais en Sachets (Petit) est relativement faible par rapport aux autres prix observés dans cette zone. Prière de corriger ou de confirmer avec le QG. Attention ! Soupçons de quantité anormale! Le ménage de ELISABETH MENDY avec une taille de 5 personnes a consommé 1.5 Kg en taille unique de Pâte d'arachide qui est relativement élevé comme consommation par rapport à la condition de vie des autres ménages de même taille dans cette zone. Prière de corriger ou de confirmer avec le QG. Attention ! Soupçons de quantité anormale! Le ménage de ELISABETH MENDY avec une taille de 5 personnes a consommé 14 Sachets en Petit de Tomate fraîche qui est relativement élevé comme consommation par rapport à la condition de vie des autres ménages de même taille dans cette zone. Prière de corriger ou de confirmer avec le QG. Attention ! Soupçons de quantité anormale! Le ménage de ELISABETH MENDY avec une taille de 5 personnes a consommé 4 Sachets en Petit de Vinaigre de vin qui est relativement élevé comme consommation par rapport à la condition de vie des autres ménages de même taille dans cette zone. Prière de corriger ou de confirmer avec le QG. Avertissement!!! Le ménage a consommé 4 Paquet Petit de Thé en sachet, cette quantité semble anormale pour une consommation des 7 derniers jours.Prière de corriger ou de confirmer avec le QG. Avertissement!! le prix unitaire (150 Fcfa) de Thé en sachet (unité: Paquet) de taille Petit est très faible ou élevé. Prière de corriger ou de confirmer avec le QG. Avertissement!!! Le ménage a consommé 9 Morceau (Portion) Petit de Silure séché, cette quantité semble anormale pour une consommation des 7 derniers jours.Prière de corriger ou de confirmer avec le QG. Difficile de consommer le Sel en Sachets industriel Petit prière de verifier. Incohérence!! Dans ce ménage, chaque individus consomme par jour 91.59629 Kg  de cereale; Prière de revoir les quantités prises de ces produits. Attention ! Le prix unitaire d'achat (700 Fcfa) de Mil en Kg (taille unique) est relativement élevé par rapport aux autres prix observés dans cette zone. Prière de corriger ou de confirmer avec le QG. Attention ! Soupçons de quantité anormale! Le ménage de ELISABETH MENDY avec une taille de 5 personnes a consommé 4 Kg en taille unique de Mil qui est relativement élevé comme consommation par rapport à la condition de vie des autres ménages de même taille dans cette zone. Prière de corriger ou de confirmer avec le QG. Incohérence!! Dans ce ménage, chaque individus consomme par jour 91.59629 Kg  de cereale; Prière de revoir les quantités prises de ces produits. Attention ! Soupçons de quantité anormale! Le ménage de ELISABETH MENDY avec une taille de 5 personnes a consommé 18 Kg en taille unique de Riz importé parfumé qui est relativement élevé comme consommation par rapport à la condition de vie des autres ménages de même taille dans cette zone. Prière de corriger ou de confirmer avec le QG.</w:t>
       </w:r>
     </w:p>
     <w:p>
@@ -4208,27 +4206,6 @@
           <w:sz w:val="20"/>
         </w:rPr>
         <w:t>- L'entreprise vente de glace et jus est généralement une entreprise commerciale ou de service dont elle ne depense pas en achat de matières premières.Elle ne transforme pas de produit donc ne peut pas obtenir un montant sur la vente des produits transformés (10.48 ou 10.49). Prière de mettre 0 pour ces questions si elles ne font pas de transformation.</w:t>
-      </w:r>
-    </w:p>
-    <w:p>
-      <w:r>
-        <w:rPr>
-          <w:b/>
-          <w:color w:val="4672C4"/>
-          <w:sz w:val="22"/>
-        </w:rPr>
-        <w:t>&gt;&gt; Section12 - Actifs du menage</w:t>
-      </w:r>
-    </w:p>
-    <w:p>
-      <w:pPr>
-        <w:ind w:left="283"/>
-      </w:pPr>
-      <w:r>
-        <w:rPr>
-          <w:sz w:val="20"/>
-        </w:rPr>
-        <w:t>- Attention ! Ordinateur a été achété à 300000 Fcfa est relativement élevé par rapport aux autres prix d'achat observés dans cette zone. Prière de corriger ou de confirmer avec le QG.</w:t>
       </w:r>
     </w:p>
     <w:p>
@@ -4552,12 +4529,16 @@
             <w:tcW w:type="dxa" w:w="3324"/>
           </w:tcPr>
           <w:p>
-            <w:r>
-              <w:rPr>
-                <w:sz w:val="18"/>
-              </w:rPr>
-              <w:t>N/A</w:t>
-            </w:r>
+            <w:r/>
+            <w:hyperlink r:id="rId14">
+              <w:r>
+                <w:rPr>
+                  <w:color w:val="0563C1"/>
+                  <w:u w:val="single"/>
+                </w:rPr>
+                <w:t>2�me �tage</w:t>
+              </w:r>
+            </w:hyperlink>
           </w:p>
         </w:tc>
       </w:tr>
@@ -4581,7 +4562,7 @@
         <w:rPr>
           <w:sz w:val="20"/>
         </w:rPr>
-        <w:t>- Il est obligatoire de prendre les coordonnées Gps avant d'administrer le questionnaire. Prière de prendre les coordonnées GPS.</w:t>
+        <w:t>- Le questionnaire semble ne pas être complètement fini mais le questionnaire est en statut complet, prière de compléter le questionnaire. Il est obligatoire de prendre les coordonnées Gps avant d'administrer le questionnaire. Prière de prendre les coordonnées GPS.</w:t>
       </w:r>
     </w:p>
     <w:p>
@@ -4612,48 +4593,6 @@
           <w:color w:val="4672C4"/>
           <w:sz w:val="22"/>
         </w:rPr>
-        <w:t>&gt;&gt; Section3 - Sante</w:t>
-      </w:r>
-    </w:p>
-    <w:p>
-      <w:pPr>
-        <w:ind w:left="283"/>
-      </w:pPr>
-      <w:r>
-        <w:rPr>
-          <w:sz w:val="20"/>
-        </w:rPr>
-        <w:t>- La raison principale que Mame Cheikh NDiaye n'as pas consulté est medecine traditionnel et semble exister dans les modalités, prière de prendre attache avec le QG pour plus d'explication afin de la classer bien.</w:t>
-      </w:r>
-    </w:p>
-    <w:p>
-      <w:r>
-        <w:rPr>
-          <w:b/>
-          <w:color w:val="4672C4"/>
-          <w:sz w:val="22"/>
-        </w:rPr>
-        <w:t>&gt;&gt; Section6 - Epargne et credit</w:t>
-      </w:r>
-    </w:p>
-    <w:p>
-      <w:pPr>
-        <w:ind w:left="283"/>
-      </w:pPr>
-      <w:r>
-        <w:rPr>
-          <w:sz w:val="20"/>
-        </w:rPr>
-        <w:t>- La  raison pourquoi Mame Cheikh NDiaye n'a pas demandé de crédit auprès d'une institution financière au cours des 12 derniers mois est peur du credit bancaire trop de risque et semble exister dans les modalités, prière de prendre attache avec le QG pour plus d'explication afin de la classer bien.</w:t>
-      </w:r>
-    </w:p>
-    <w:p>
-      <w:r>
-        <w:rPr>
-          <w:b/>
-          <w:color w:val="4672C4"/>
-          <w:sz w:val="22"/>
-        </w:rPr>
         <w:t>&gt;&gt; Section7b - Consommation alimentaire - 7 jours</w:t>
       </w:r>
     </w:p>
@@ -4665,7 +4604,7 @@
         <w:rPr>
           <w:sz w:val="20"/>
         </w:rPr>
-        <w:t>- Le ménage a consommé Beurre mais les informations sur la quantité, l'unité ou la taille ne sont pas renseignées.Prière de renseigner. Le ménage a consommé Café en poudre soluble mais les informations sur la quantité, l'unité ou la taille ne sont pas renseignées.Prière de renseigner. Le ménage a consommé Chocolat pâte à tartiner mais les informations sur la quantité, l'unité ou la taille ne sont pas renseignées.Prière de renseigner. Le ménage a consommé Eau minérale/filtrée en bouteille locale mais les informations sur la quantité, l'unité ou la taille ne sont pas renseignées.Prière de renseigner. Le ménage a consommé Eau minérale/filtrée en sachet mais les informations sur la quantité, l'unité ou la taille ne sont pas renseignées.Prière de renseigner. Le ménage a consommé Lait caillé mais les informations sur la quantité, l'unité ou la taille ne sont pas renseignées.Prière de renseigner. Le ménage a consommé Lait en poudre mais les informations sur la quantité, l'unité ou la taille ne sont pas renseignées.Prière de renseigner. Le ménage a consommé Pain moderne (Baguette) mais les informations sur la quantité, l'unité ou la taille ne sont pas renseignées.Prière de renseigner. Le ménage a consommé Pastèque mais les informations sur la quantité, l'unité ou la taille ne sont pas renseignées.Prière de renseigner. Le ménage a consommé Sucre en poudre  mais les informations sur la quantité, l'unité ou la taille ne sont pas renseignées.Prière de renseigner. Le ménage a consommé Thé en sachet mais les informations sur la quantité, l'unité ou la taille ne sont pas renseignées.Prière de renseigner. Avertissement!!! Le ménage a consommé .a   de Thé en sachet, cette quantité semble anormale pour une consommation des 7 derniers jours.Les ménages consomment géneralement en sachet ou en paquet, prière de corriger ou de confirmer avec le QG. Le ménage a consommé Œufs frais mais les informations sur la quantité, l'unité ou la taille ne sont pas renseignées.Prière de renseigner.</w:t>
+        <w:t>- Attention ! Le prix unitaire d'achat (200 Fcfa) de Spaghettis en Sachets industriel (Petit) est relativement faible par rapport aux autres prix observés dans cette zone. Prière de corriger ou de confirmer avec le QG. Attention ! Le prix unitaire d'achat (300 Fcfa) de Boissons énergisantes (cody's, 3X, rinho, doppel, okalamar, etc.) en Canette de 33 cl (taille unique) est relativement faible par rapport aux autres prix observés dans cette zone. Prière de corriger ou de confirmer avec le QG. Attention ! Le prix unitaire d'achat (300 Fcfa) de Lait concentré non-sucré en Boite (Autre que la boite/pot de tomate) (Petit) est relativement faible par rapport aux autres prix observés dans cette zone. Prière de corriger ou de confirmer avec le QG. Avertissement!!! Le ménage a consommé 3 Paquet Petit de Thé en sachet, cette quantité semble anormale pour une consommation des 7 derniers jours.Prière de corriger ou de confirmer avec le QG. Avertissement!! le prix unitaire (150 Fcfa) de Thé en sachet (unité: Paquet) de taille Petit est très faible ou élevé. Prière de corriger ou de confirmer avec le QG.</w:t>
       </w:r>
     </w:p>
     <w:p>
@@ -4675,7 +4614,7 @@
           <w:color w:val="4672C4"/>
           <w:sz w:val="22"/>
         </w:rPr>
-        <w:t>&gt;&gt; Section9b - Depenses non-alimentaires - 7 jours</w:t>
+        <w:t>&gt;&gt; Section9a - Depenses de fetes et ceremonies</w:t>
       </w:r>
     </w:p>
     <w:p>
@@ -4686,9 +4625,7 @@
         <w:rPr>
           <w:sz w:val="20"/>
         </w:rPr>
-        <w:t xml:space="preserve">- Peu plausible! le montant de la dépense pour Transport urbain en bus est trop élevé. Veuillez, s'il vous plaît, confirmer cette information avec le QG ou la corriger s09Bq03. </w:t>
-        <w:br/>
-        <w:t>- Peu plausible! le montant de la dépense pour Transport urbain en taxi est trop élevé. Veuillez, s'il vous plaît, confirmer cette information avec le QG ou la corriger s09Bq03.</w:t>
+        <w:t>- La dépense en alimentation pour Magal  ne peut être 0. Veuillez s'il vous plaît revoir ce montant.</w:t>
       </w:r>
     </w:p>
     <w:p>
@@ -4698,7 +4635,7 @@
           <w:color w:val="4672C4"/>
           <w:sz w:val="22"/>
         </w:rPr>
-        <w:t>&gt;&gt; Section9e - Depenses non-alimentaires - 6 mois</w:t>
+        <w:t>&gt;&gt; Section9c - Depenses non-alimentaires - 30 jours</w:t>
       </w:r>
     </w:p>
     <w:p>
@@ -4709,35 +4646,9 @@
         <w:rPr>
           <w:sz w:val="20"/>
         </w:rPr>
-        <w:t xml:space="preserve">- Peu plausible! le montant de la dépense pour Chaussures enfants semble élevé. Veuillez, s'il vous plaît, confirmer cette information avec le QG ou la corriger. </w:t>
+        <w:t xml:space="preserve">- La dernière fois que vous avez acheté Frais de blanchiment des vêtements, linge, etc. (Pressing) est lingere et semble exister dans les modalités, prière de prendre attache avec le QG pour plus d'explication afin de la classer bien. </w:t>
         <w:br/>
-        <w:t xml:space="preserve">- Peu plausible! le montant de la dépense pour Chaussures femmes semble élevé. Veuillez, s'il vous plaît, confirmer cette information avec le QG ou la corriger. </w:t>
-        <w:br/>
-        <w:t xml:space="preserve">- Peu plausible! le montant de la dépense pour Chaussures hommes semble élevé. Veuillez, s'il vous plaît, confirmer cette information avec le QG ou la corriger. </w:t>
-        <w:br/>
-        <w:t xml:space="preserve">- Peu plausible! le montant de la dépense pour Frais de confection et de réparation de vêtements enfants semble élevé. Veuillez, s'il vous plaît, confirmer cette information avec le QG ou la corriger. </w:t>
-        <w:br/>
-        <w:t xml:space="preserve">- Peu plausible! le montant de la dépense pour Frais de confection et de réparation de vêtements femme: robe, pantalon, jupe, ensemble, réparation, location, etc. semble élevé. Veuillez, s'il vous plaît, confirmer cette information avec le QG ou la corriger. </w:t>
-        <w:br/>
-        <w:t xml:space="preserve">- Peu plausible! le montant de la dépense pour Frais de confection et de réparation de vêtements homme: ensemble, pantalon, chemise, réparation, location vêtement, etc. semble élevé. Veuillez, s'il vous plaît, confirmer cette information avec le QG ou la corriger. </w:t>
-        <w:br/>
-        <w:t xml:space="preserve">- Peu plausible! le montant de la dépense pour Lubrifiants (huile moteur; huile de frein; liquide batterie (acide); graisses; autres lubrifiants n.d.a.) semble élevé. Veuillez, s'il vous plaît, confirmer cette information avec le QG ou la corriger. </w:t>
-        <w:br/>
-        <w:t xml:space="preserve">- Peu plausible! le montant de la dépense pour Parfums semble élevé. Veuillez, s'il vous plaît, confirmer cette information avec le QG ou la corriger. </w:t>
-        <w:br/>
-        <w:t xml:space="preserve">- Peu plausible! le montant de la dépense pour Sous-vêtements femme (15 ans et plus): slip, jupon, tee shirt,soutien gorge, collant, etc. semble élevé. Veuillez, s'il vous plaît, confirmer cette information avec le QG ou la corriger. </w:t>
-        <w:br/>
-        <w:t xml:space="preserve">- Peu plausible! le montant de la dépense pour Sous-vêtements homme (15 ans et plus): slip, chaussettes, tee shirt et maillot de corps, etc. semble élevé. Veuillez, s'il vous plaît, confirmer cette information avec le QG ou la corriger. </w:t>
-        <w:br/>
-        <w:t xml:space="preserve">- Peu plausible! le montant de la dépense pour Tissus d'habillement: tissus pagne, tissu pagne du tisserand, tissu synthétique, etc. semble élevé. Veuillez, s'il vous plaît, confirmer cette information avec le QG ou la corriger. </w:t>
-        <w:br/>
-        <w:t xml:space="preserve">- Peu plausible! le montant de la dépense pour Transport inter-localité par voitures semble élevé. Veuillez, s'il vous plaît, confirmer cette information avec le QG ou la corriger. </w:t>
-        <w:br/>
-        <w:t xml:space="preserve">- Peu plausible! le montant de la dépense pour Vêtements enfants (0-14 ans): layette pour bébé, chemise, pantalon garçon, robe fillette, slip enfant, blouses, etc. (Pas inclure les uniformes scolaires) semble élevé. Veuillez, s'il vous plaît, confirmer cette information avec le QG ou la corriger. </w:t>
-        <w:br/>
-        <w:t xml:space="preserve">- Peu plausible! le montant de la dépense pour Vêtements femmes (15 ans et plus): robe, jupe, pantalon, ensemble, etc. semble élevé. Veuillez, s'il vous plaît, confirmer cette information avec le QG ou la corriger. </w:t>
-        <w:br/>
-        <w:t>- Peu plausible! le montant de la dépense pour Vêtements hommes (15 ans et plus): chemise, pantalon, veste, ensemble, vêtements de travail, etc. semble élevé. Veuillez, s'il vous plaît, confirmer cette information avec le QG ou la corriger.</w:t>
+        <w:t>- Peu plausible! le montant de la dépense pour Charbon de bois/Charbon minéral semble faible. Veuillez, s'il vous plaît, confirmer cette information avec le QG ou la corriger.</w:t>
       </w:r>
     </w:p>
     <w:p>
@@ -4758,34 +4669,7 @@
         <w:rPr>
           <w:sz w:val="20"/>
         </w:rPr>
-        <w:t>- La section 10a du ménage de MAME CHEIKH NDIAYE n'est pas totalement renseigné ou n'a pas commencé, prière de renseigner toutes les questions de la section 10 avant d'entamer la section 10b</w:t>
-      </w:r>
-    </w:p>
-    <w:p>
-      <w:r>
-        <w:rPr>
-          <w:b/>
-          <w:color w:val="4672C4"/>
-          <w:sz w:val="22"/>
-        </w:rPr>
-        <w:t>&gt;&gt; Section12 - Actifs du menage</w:t>
-      </w:r>
-    </w:p>
-    <w:p>
-      <w:pPr>
-        <w:ind w:left="283"/>
-      </w:pPr>
-      <w:r>
-        <w:rPr>
-          <w:sz w:val="20"/>
-        </w:rPr>
-        <w:t xml:space="preserve">- Avertissement!! La question s12q04 n'a pas été renseigner pour l'article: Appareil TV, prière de renseigner. </w:t>
-        <w:br/>
-        <w:t xml:space="preserve">- Avertissement!! La question s12q04 n'a pas été renseigner pour l'article: Lit, prière de renseigner. </w:t>
-        <w:br/>
-        <w:t xml:space="preserve">- Avertissement!! La question s12q04 n'a pas été renseigner pour l'article: Matelas simple, prière de renseigner. </w:t>
-        <w:br/>
-        <w:t>- Avertissement!! La question s12q04 n'a pas été renseigner pour l'article: Téléphone portable, prière de renseigner.</w:t>
+        <w:t>- Avertissement!!! Le ménage de MAME CHEIKH NDIAYE a comme taille 1 personnes dont ils vivent à DAKAR Urbain et aucune d'entre ne possède une entreprise non agricole, prière de revoir cette partie de la section 10 de ce menage.</w:t>
       </w:r>
     </w:p>
     <w:p>
@@ -5110,7 +4994,7 @@
           </w:tcPr>
           <w:p>
             <w:r/>
-            <w:hyperlink r:id="rId14">
+            <w:hyperlink r:id="rId15">
               <w:r>
                 <w:rPr>
                   <w:color w:val="0563C1"/>
@@ -5238,7 +5122,7 @@
         <w:rPr>
           <w:sz w:val="20"/>
         </w:rPr>
-        <w:t>- Attention ! Le prix unitaire d'achat (1200 Fcfa) de Sucre en poudre  en Kg (taille unique) est relativement élevé par rapport aux autres prix observés dans cette zone. Prière de corriger ou de confirmer avec le QG. Attention ! Le prix unitaire d'achat (200 Fcfa) de Aubergine   en Pièce (Moyen) est relativement élevé par rapport aux autres prix observés dans cette zone. Prière de corriger ou de confirmer avec le QG. Attention ! Le prix unitaire d'achat (200 Fcfa) de Aubergine sauvage  en Pièce (Moyen) est relativement élevé par rapport aux autres prix observés dans cette zone. Prière de corriger ou de confirmer avec le QG. Attention ! Le prix unitaire d'achat (200 Fcfa) de Courge en Morceau (Portion) (Moyen) est relativement élevé par rapport aux autres prix observés dans cette zone. Prière de corriger ou de confirmer avec le QG. Attention ! Le prix unitaire d'achat (200 Fcfa) de Manioc en tubercules en Pièce (Moyen) est relativement élevé par rapport aux autres prix observés dans cette zone. Prière de corriger ou de confirmer avec le QG. Attention ! Le prix unitaire d'achat (200 Fcfa) de Tamarin noir en Sachets (Petit) est relativement élevé par rapport aux autres prix observés dans cette zone. Prière de corriger ou de confirmer avec le QG. Attention ! Soupçons de quantité anormale! Le ménage de CHEIKH DIENG avec une taille de 7 personnes a consommé 7 Pièce en Moyen de Pastèque qui est relativement élevé comme consommation par rapport à la condition de vie des autres ménages de même taille dans cette zone. Prière de corriger ou de confirmer avec le QG. Avertissement!!! Le ménage a consommé 0.12 Kg taille unique de Lait en poudre, cette quantité semble anormale pour une consommation des 7 derniers jours. prière de corriger ou de confirmer avec le QG. Avertissement!!! Le ménage a consommé 0.12 Sachets Moyen de Piment frais, cette quantité semble anormale pour une consommation des 7 derniers jours. prière de corriger ou de confirmer avec le QG. Attention ! Soupçons de quantité anormale! Le ménage de CHEIKH DIENG avec une taille de 7 personnes a consommé .12 Sachets en Moyen de Piment frais qui est relativement élevé comme consommation par rapport à la condition de vie des autres ménages de même taille dans cette zone. Prière de corriger ou de confirmer avec le QG. Difficile de consommer le Sel en Sachets industriel Moyen prière de verifier. Incohérence!! Dans ce ménage, chaque individus consomme par jour 29.78306 Kg  de cereale; Prière de revoir les quantités prises de ces produits. Incohérence!! Dans ce ménage, chaque individus consomme par jour 29.78306 Kg  de cereale; Prière de revoir les quantités prises de ces produits. Attention ! Le prix unitaire d'achat (800 Fcfa) de Mil en Kg (taille unique) est relativement élevé par rapport aux autres prix observés dans cette zone. Prière de corriger ou de confirmer avec le QG.</w:t>
+        <w:t>- Attention ! Le prix unitaire d'achat (1200 Fcfa) de Sucre en poudre  en Kg (taille unique) est relativement élevé par rapport aux autres prix observés dans cette zone. Prière de corriger ou de confirmer avec le QG. Attention ! Le prix unitaire d'achat (200 Fcfa) de Aubergine   en Pièce (Moyen) est relativement élevé par rapport aux autres prix observés dans cette zone. Prière de corriger ou de confirmer avec le QG. Attention ! Le prix unitaire d'achat (200 Fcfa) de Aubergine sauvage  en Pièce (Moyen) est relativement élevé par rapport aux autres prix observés dans cette zone. Prière de corriger ou de confirmer avec le QG. Attention ! Le prix unitaire d'achat (200 Fcfa) de Carotte en Pièce (Moyen) est relativement élevé par rapport aux autres prix observés dans cette zone. Prière de corriger ou de confirmer avec le QG. Attention ! Le prix unitaire d'achat (200 Fcfa) de Courge en Morceau (Portion) (Moyen) est relativement élevé par rapport aux autres prix observés dans cette zone. Prière de corriger ou de confirmer avec le QG. Attention ! Le prix unitaire d'achat (200 Fcfa) de Manioc en tubercules en Pièce (Moyen) est relativement élevé par rapport aux autres prix observés dans cette zone. Prière de corriger ou de confirmer avec le QG. Attention ! Le prix unitaire d'achat (200 Fcfa) de Patate douce en Pièce (Moyen) est relativement élevé par rapport aux autres prix observés dans cette zone. Prière de corriger ou de confirmer avec le QG. Attention ! Le prix unitaire d'achat (200 Fcfa) de Tamarin noir en Sachets (Petit) est relativement élevé par rapport aux autres prix observés dans cette zone. Prière de corriger ou de confirmer avec le QG. Attention ! Soupçons de quantité anormale! Le ménage de CHEIKH DIENG avec une taille de 7 personnes a consommé 2 Kg en taille unique de Vermicelles qui est relativement élevé comme consommation par rapport à la condition de vie des autres ménages de même taille dans cette zone. Prière de corriger ou de confirmer avec le QG. Attention ! Soupçons de quantité anormale! Le ménage de CHEIKH DIENG avec une taille de 7 personnes a consommé 7 Pièce en Moyen de Pastèque qui est relativement élevé comme consommation par rapport à la condition de vie des autres ménages de même taille dans cette zone. Prière de corriger ou de confirmer avec le QG. Avertissement!!! Le ménage a consommé 0.12 Kg taille unique de Lait en poudre, cette quantité semble anormale pour une consommation des 7 derniers jours. prière de corriger ou de confirmer avec le QG. Avertissement!!! Le ménage a consommé 0.12 Sachets Moyen de Piment frais, cette quantité semble anormale pour une consommation des 7 derniers jours. prière de corriger ou de confirmer avec le QG. Attention ! Soupçons de quantité anormale! Le ménage de CHEIKH DIENG avec une taille de 7 personnes a consommé .12 Sachets en Moyen de Piment frais qui est relativement élevé comme consommation par rapport à la condition de vie des autres ménages de même taille dans cette zone. Prière de corriger ou de confirmer avec le QG. Difficile de consommer le Sel en Sachets industriel Moyen prière de verifier. Incohérence!! Dans ce ménage, chaque individus consomme par jour 58.01266 Kg  de cereale; Prière de revoir les quantités prises de ces produits. Incohérence!! Dans ce ménage, chaque individus consomme par jour 58.01266 Kg  de cereale; Prière de revoir les quantités prises de ces produits. Attention ! Le prix unitaire d'achat (800 Fcfa) de Mil en Kg (taille unique) est relativement élevé par rapport aux autres prix observés dans cette zone. Prière de corriger ou de confirmer avec le QG.</w:t>
       </w:r>
     </w:p>
     <w:p>
@@ -5259,7 +5143,7 @@
         <w:rPr>
           <w:sz w:val="20"/>
         </w:rPr>
-        <w:t xml:space="preserve">- Attention ! Lit a été achété à 800000 Fcfa est relativement élevé par rapport aux autres prix d'achat observés dans cette zone. Prière de corriger ou de confirmer avec le QG. Attention ! Lit a été revendu à 500000 Fcfa qui est relativement élevé par rapport aux autres prix de revente observés dans cette zone. Prière de corriger ou de confirmer avec le QG. </w:t>
+        <w:t xml:space="preserve">- Attention ! Lit a été achété à 800000 Fcfa est relativement élevé par rapport aux autres prix d'achat observés dans cette zone. Prière de corriger ou de confirmer avec le QG. </w:t>
         <w:br/>
         <w:t xml:space="preserve">- Le prix d'achat de l'article  Armoires et autres meubles ne doit pas être égal 0 même si le ménage l'a reçu en cadeau prière de leurs aider à faire une estimations. Avertissement!!! Le prix d'achat (0) de l'article  Armoires et autres meubles est inférieur aux prix de revente (200000)  avec l'âge du bien atteignant 7 ans. Prière de vérifier ou confirmer avec l'enquêté et mettre les bonnes valeurs après verification, s'il le faut. Le prix d'achat de l'article  Armoires et autres meubles est nul (achété à 0fcfa) mais le prix de revente est different de 0 impossible, prière de verifier et corriger. </w:t>
         <w:br/>
@@ -5609,7 +5493,7 @@
           </w:tcPr>
           <w:p>
             <w:r/>
-            <w:hyperlink r:id="rId15">
+            <w:hyperlink r:id="rId16">
               <w:r>
                 <w:rPr>
                   <w:color w:val="0563C1"/>
@@ -5725,7 +5609,7 @@
         <w:rPr>
           <w:sz w:val="20"/>
         </w:rPr>
-        <w:t>- Attention ! Le prix unitaire d'achat (200 Fcfa) de Biscuits en Sachets industriel (Moyen) est relativement élevé par rapport aux autres prix observés dans cette zone. Prière de corriger ou de confirmer avec le QG. Attention ! Le prix unitaire d'achat (500 Fcfa) de Semoule de mil en Sachets industriel (Petit) est relativement élevé par rapport aux autres prix observés dans cette zone. Prière de corriger ou de confirmer avec le QG. Attention ! Le prix unitaire d'achat (933.3333 Fcfa) de Viande de bœuf: filet, faux-filet en Kg (taille unique) est relativement faible par rapport aux autres prix observés dans cette zone. Prière de corriger ou de confirmer avec le QG. Avertissement!! Les quantités du Thé en feuille consommées en Sachets industriel semble incoherent car les ménages consomment géneralement en sachet ou en paquet, prière de corriger ou confirmer avec le QG. Avertissement!!! Le ménage a consommé 0.12 Kg taille unique de Ail, cette quantité semble anormale pour une consommation des 7 derniers jours. prière de corriger ou de confirmer avec le QG. Avertissement!!! Le ménage a consommé 0.12 Kg taille unique de Piment frais, cette quantité semble anormale pour une consommation des 7 derniers jours. prière de corriger ou de confirmer avec le QG. Attention ! Soupçons de quantité anormale! Le ménage de NDEYE BIRAME avec une taille de 1 personnes a consommé .12 Kg en taille unique de Piment frais qui est relativement élevé comme consommation par rapport à la condition de vie des autres ménages de même taille dans cette zone. Prière de corriger ou de confirmer avec le QG. Avertissement!!! Le ménage a consommé 0.12 Kg taille unique de Pâte d'arachide, cette quantité semble anormale pour une consommation des 7 derniers jours. prière de corriger ou de confirmer avec le QG. Attention ! Soupçons de quantité anormale! Le ménage de NDEYE BIRAME avec une taille de 1 personnes a consommé .12 Kg en taille unique de Pâte d'arachide qui est relativement élevé comme consommation par rapport à la condition de vie des autres ménages de même taille dans cette zone. Prière de corriger ou de confirmer avec le QG. Avertissement!!! Le ménage a consommé 0.12 Kg taille unique de Sucre en poudre , cette quantité semble anormale pour une consommation des 7 derniers jours. prière de corriger ou de confirmer avec le QG. Avertissement!!! Le ménage a consommé 0.12 Paquet Moyen de Lait en poudre, cette quantité semble anormale pour une consommation des 7 derniers jours. prière de corriger ou de confirmer avec le QG. Attention ! Soupçons de quantité anormale! Le ménage de NDEYE BIRAME avec une taille de 1 personnes a consommé .12 Paquet en Moyen de Lait en poudre qui est relativement élevé comme consommation par rapport à la condition de vie des autres ménages de même taille dans cette zone. Prière de corriger ou de confirmer avec le QG. Avertissement!!! Le ménage a consommé 0.12 Sachets industriel Moyen de Sel, cette quantité semble anormale pour une consommation des 7 derniers jours. prière de corriger ou de confirmer avec le QG. Difficile de consommer le Sel en Sachets industriel Moyen prière de verifier. Incohérence!! Dans ce ménage, chaque individus consomme par jour 202.45 Kg  de cereale; Prière de revoir les quantités prises de ces produits. Le prix d'achat unitaire (1100 Fcfa) de Riz local fumé (malo-woussou) en Kg de taille taille unique semble élevé, prière de regarder les reponses prises dans les questions s07bq07a s07bq07b s07bq07c s07bq08 pour mieux corriger. Attention ! Le prix unitaire d'achat (1100 Fcfa) de Riz local fumé (malo-woussou) en Kg (taille unique) est relativement élevé par rapport aux autres prix observés dans cette zone. Prière de corriger ou de confirmer avec le QG. Incohérence!! Dans ce ménage, chaque individus consomme par jour 202.45 Kg  de cereale; Prière de revoir les quantités prises de ces produits. Le prix d'achat unitaire (1300 Fcfa) de Riz local Gambiaka en Kg de taille taille unique semble élevé, prière de regarder les reponses prises dans les questions s07bq07a s07bq07b s07bq07c s07bq08 pour mieux corriger. Attention ! Le prix unitaire d'achat (1300 Fcfa) de Riz local Gambiaka en Kg (taille unique) est relativement élevé par rapport aux autres prix observés dans cette zone. Prière de corriger ou de confirmer avec le QG. Le prix d'achat unitaire (7000 Fcfa) de Poivre en Kg de taille taille unique prière de regarder les reponses prises dans les questions s07bq07a s07bq07b s07bq07c s07bq08 pour mieux corriger.</w:t>
+        <w:t>- Attention ! Le prix unitaire d'achat (200 Fcfa) de Biscuits en Sachets industriel (Moyen) est relativement élevé par rapport aux autres prix observés dans cette zone. Prière de corriger ou de confirmer avec le QG. Attention ! Le prix unitaire d'achat (500 Fcfa) de Semoule de mil en Sachets industriel (Petit) est relativement élevé par rapport aux autres prix observés dans cette zone. Prière de corriger ou de confirmer avec le QG. Attention ! Le prix unitaire d'achat (933.3333 Fcfa) de Viande de bœuf: filet, faux-filet en Kg (taille unique) est relativement faible par rapport aux autres prix observés dans cette zone. Prière de corriger ou de confirmer avec le QG. Avertissement!! Les quantités du Thé en feuille consommées en Sachets industriel semble incoherent car les ménages consomment géneralement en sachet ou en paquet, prière de corriger ou confirmer avec le QG. Avertissement!!! Le ménage a consommé 0.12 Kg taille unique de Ail, cette quantité semble anormale pour une consommation des 7 derniers jours. prière de corriger ou de confirmer avec le QG. Avertissement!!! Le ménage a consommé 0.12 Kg taille unique de Piment frais, cette quantité semble anormale pour une consommation des 7 derniers jours. prière de corriger ou de confirmer avec le QG. Attention ! Soupçons de quantité anormale! Le ménage de NDEYE BIRAME avec une taille de 1 personnes a consommé .12 Kg en taille unique de Piment frais qui est relativement élevé comme consommation par rapport à la condition de vie des autres ménages de même taille dans cette zone. Prière de corriger ou de confirmer avec le QG. Avertissement!!! Le ménage a consommé 0.12 Kg taille unique de Pâte d'arachide, cette quantité semble anormale pour une consommation des 7 derniers jours. prière de corriger ou de confirmer avec le QG. Attention ! Soupçons de quantité anormale! Le ménage de NDEYE BIRAME avec une taille de 1 personnes a consommé .12 Kg en taille unique de Pâte d'arachide qui est relativement élevé comme consommation par rapport à la condition de vie des autres ménages de même taille dans cette zone. Prière de corriger ou de confirmer avec le QG. Avertissement!!! Le ménage a consommé 0.12 Kg taille unique de Sucre en poudre , cette quantité semble anormale pour une consommation des 7 derniers jours. prière de corriger ou de confirmer avec le QG. Avertissement!!! Le ménage a consommé 0.12 Paquet Moyen de Lait en poudre, cette quantité semble anormale pour une consommation des 7 derniers jours. prière de corriger ou de confirmer avec le QG. Attention ! Soupçons de quantité anormale! Le ménage de NDEYE BIRAME avec une taille de 1 personnes a consommé .12 Paquet en Moyen de Lait en poudre qui est relativement élevé comme consommation par rapport à la condition de vie des autres ménages de même taille dans cette zone. Prière de corriger ou de confirmer avec le QG. Avertissement!!! Le ménage a consommé 0.12 Sachets industriel Moyen de Sel, cette quantité semble anormale pour une consommation des 7 derniers jours. prière de corriger ou de confirmer avec le QG. Difficile de consommer le Sel en Sachets industriel Moyen prière de verifier. Incohérence!! Dans ce ménage, chaque individus consomme par jour 372.9286 Kg  de cereale; Prière de revoir les quantités prises de ces produits. Le prix d'achat unitaire (1100 Fcfa) de Riz local fumé (malo-woussou) en Kg de taille taille unique semble élevé, prière de regarder les reponses prises dans les questions s07bq07a s07bq07b s07bq07c s07bq08 pour mieux corriger. Attention ! Le prix unitaire d'achat (1100 Fcfa) de Riz local fumé (malo-woussou) en Kg (taille unique) est relativement élevé par rapport aux autres prix observés dans cette zone. Prière de corriger ou de confirmer avec le QG. Incohérence!! Dans ce ménage, chaque individus consomme par jour 372.9286 Kg  de cereale; Prière de revoir les quantités prises de ces produits. Le prix d'achat unitaire (1300 Fcfa) de Riz local Gambiaka en Kg de taille taille unique semble élevé, prière de regarder les reponses prises dans les questions s07bq07a s07bq07b s07bq07c s07bq08 pour mieux corriger. Attention ! Le prix unitaire d'achat (1300 Fcfa) de Riz local Gambiaka en Kg (taille unique) est relativement élevé par rapport aux autres prix observés dans cette zone. Prière de corriger ou de confirmer avec le QG. Le prix d'achat unitaire (7000 Fcfa) de Poivre en Kg de taille taille unique prière de regarder les reponses prises dans les questions s07bq07a s07bq07b s07bq07c s07bq08 pour mieux corriger.</w:t>
       </w:r>
     </w:p>
     <w:p>
@@ -6140,7 +6024,7 @@
           </w:tcPr>
           <w:p>
             <w:r/>
-            <w:hyperlink r:id="rId16">
+            <w:hyperlink r:id="rId17">
               <w:r>
                 <w:rPr>
                   <w:color w:val="0563C1"/>
@@ -6247,7 +6131,7 @@
         <w:rPr>
           <w:sz w:val="20"/>
         </w:rPr>
-        <w:t>- Attention ! Le prix unitaire d'achat (1000 Fcfa) de Autres tisanes et infusions n.d.a. (quinqueliba, citronnelle, etc.) en Sachets (Moyen) est relativement élevé par rapport aux autres prix observés dans cette zone. Prière de corriger ou de confirmer avec le QG. Attention ! Le prix unitaire d'achat (1000 Fcfa) de Orange  en Sachets (Moyen) est relativement élevé par rapport aux autres prix observés dans cette zone. Prière de corriger ou de confirmer avec le QG. Attention ! Le prix unitaire d'achat (200 Fcfa) de Jus de fruits type 2 (Tampico, Pressea,etc.) en Sachets industriel (Petit) est relativement élevé par rapport aux autres prix observés dans cette zone. Prière de corriger ou de confirmer avec le QG. Attention ! Le prix unitaire d'achat (2500 Fcfa) de Huile de palme raffinée en Litre (taille unique) est relativement élevé par rapport aux autres prix observés dans cette zone. Prière de corriger ou de confirmer avec le QG. Avertissement!!! Le ménage a consommé 0.12 Sachets industriel Moyen de Sel, cette quantité semble anormale pour une consommation des 7 derniers jours. prière de corriger ou de confirmer avec le QG. Difficile de consommer le Sel en Sachets industriel Moyen prière de verifier. Incohérence!! Dans ce ménage, chaque individus consomme par jour 13.03572 Kg  de cereale; Prière de revoir les quantités prises de ces produits. Incohérence!! Dans ce ménage, chaque individus consomme par jour 13.03572 Kg  de cereale; Prière de revoir les quantités prises de ces produits.</w:t>
+        <w:t>- Attention ! Le prix unitaire d'achat (1000 Fcfa) de Autres tisanes et infusions n.d.a. (quinqueliba, citronnelle, etc.) en Sachets (Moyen) est relativement élevé par rapport aux autres prix observés dans cette zone. Prière de corriger ou de confirmer avec le QG. Attention ! Le prix unitaire d'achat (200 Fcfa) de Jus de fruits type 2 (Tampico, Pressea,etc.) en Sachets industriel (Petit) est relativement élevé par rapport aux autres prix observés dans cette zone. Prière de corriger ou de confirmer avec le QG. Attention ! Le prix unitaire d'achat (2500 Fcfa) de Huile de palme raffinée en Litre (taille unique) est relativement élevé par rapport aux autres prix observés dans cette zone. Prière de corriger ou de confirmer avec le QG. Avertissement!!! Le ménage a consommé 0.12 Sachets industriel Moyen de Sel, cette quantité semble anormale pour une consommation des 7 derniers jours. prière de corriger ou de confirmer avec le QG. Difficile de consommer le Sel en Sachets industriel Moyen prière de verifier. Incohérence!! Dans ce ménage, chaque individus consomme par jour 21.79714 Kg  de cereale; Prière de revoir les quantités prises de ces produits. Incohérence!! Dans ce ménage, chaque individus consomme par jour 21.79714 Kg  de cereale; Prière de revoir les quantités prises de ces produits.</w:t>
       </w:r>
     </w:p>
     <w:p>
@@ -6677,7 +6561,7 @@
           </w:tcPr>
           <w:p>
             <w:r/>
-            <w:hyperlink r:id="rId17">
+            <w:hyperlink r:id="rId18">
               <w:r>
                 <w:rPr>
                   <w:color w:val="0563C1"/>
